--- a/word_reports/LP_0050_위치_465_A-HA_Scoundrel Days.docx.docx
+++ b/word_reports/LP_0050_위치_465_A-HA_Scoundrel Days.docx.docx
@@ -4,7 +4,7 @@
   <w:body>
     <w:p>
       <w:pPr>
-        <w:spacing w:after="280"/>
+        <w:spacing w:after="80"/>
       </w:pPr>
       <w:r>
         <w:rPr w:rFonts="맑은 고딕">
@@ -13,94 +13,47 @@
           <w:color w:val="1E3A8A"/>
           <w:sz w:val="30"/>
         </w:rPr>
-        <w:t>[465] A-HA - Scoundrel Days.docx</w:t>
+        <w:t>A-HA (아하) - Scoundrel Days.docx</w:t>
       </w:r>
     </w:p>
     <w:p>
       <w:pPr>
-        <w:spacing w:after="320"/>
+        <w:spacing w:after="240"/>
       </w:pPr>
       <w:r>
         <w:rPr w:rFonts="맑은 고딕">
           <w:rFonts w:ascii="맑은 고딕" w:hAnsi="맑은 고딕" w:eastAsia="맑은 고딕"/>
           <w:b/>
-          <w:sz w:val="20"/>
+          <w:color w:val="4B5563"/>
+          <w:sz w:val="22"/>
         </w:rPr>
-        <w:t>■ 위치 : 465</w:t>
-        <w:br/>
-      </w:r>
-      <w:r>
-        <w:rPr w:rFonts="맑은 고딕">
-          <w:rFonts w:ascii="맑은 고딕" w:hAnsi="맑은 고딕" w:eastAsia="맑은 고딕"/>
-          <w:b/>
-          <w:sz w:val="20"/>
-        </w:rPr>
-        <w:t>■ 아티스트 : A-HA</w:t>
-        <w:br/>
-      </w:r>
-      <w:r>
-        <w:rPr w:rFonts="맑은 고딕">
-          <w:rFonts w:ascii="맑은 고딕" w:hAnsi="맑은 고딕" w:eastAsia="맑은 고딕"/>
-          <w:b/>
-          <w:sz w:val="20"/>
-        </w:rPr>
-        <w:t>■ 앨범명 : Scoundrel Days.docx</w:t>
-        <w:br/>
-      </w:r>
-      <w:r>
-        <w:rPr w:rFonts="맑은 고딕">
-          <w:rFonts w:ascii="맑은 고딕" w:hAnsi="맑은 고딕" w:eastAsia="맑은 고딕"/>
-          <w:b w:val="0"/>
-          <w:sz w:val="20"/>
-        </w:rPr>
-        <w:t>■ 음반 레이블 : Warner Bros. Records</w:t>
-        <w:br/>
-      </w:r>
-      <w:r>
-        <w:rPr w:rFonts="맑은 고딕">
-          <w:rFonts w:ascii="맑은 고딕" w:hAnsi="맑은 고딕" w:eastAsia="맑은 고딕"/>
-          <w:b w:val="0"/>
-          <w:sz w:val="20"/>
-        </w:rPr>
-        <w:t>■ 발매년도 : 1986</w:t>
-        <w:br/>
-      </w:r>
-      <w:r>
-        <w:rPr w:rFonts="맑은 고딕">
-          <w:rFonts w:ascii="맑은 고딕" w:hAnsi="맑은 고딕" w:eastAsia="맑은 고딕"/>
-          <w:b w:val="0"/>
-          <w:sz w:val="20"/>
-        </w:rPr>
-        <w:t>■ 장르 : 신스팝 (Synth-pop), 뉴 웨이브 (New Wave), 팝 록 (Pop Rock)</w:t>
-        <w:br/>
-      </w:r>
-      <w:r>
-        <w:rPr w:rFonts="맑은 고딕">
-          <w:rFonts w:ascii="맑은 고딕" w:hAnsi="맑은 고딕" w:eastAsia="맑은 고딕"/>
-          <w:b w:val="0"/>
-          <w:sz w:val="20"/>
-        </w:rPr>
-        <w:t>■ 주요 수록곡 : 1. Scoundrel Days</w:t>
-        <w:br/>
+        <w:t>위치 :  465</w:t>
       </w:r>
     </w:p>
     <w:p>
       <w:pPr>
-        <w:spacing w:after="160"/>
+        <w:spacing w:line="324" w:lineRule="auto" w:before="80" w:after="160"/>
       </w:pPr>
       <w:r>
         <w:rPr w:rFonts="맑은 고딕">
           <w:rFonts w:ascii="맑은 고딕" w:hAnsi="맑은 고딕" w:eastAsia="맑은 고딕"/>
           <w:b/>
           <w:color w:val="1F2937"/>
-          <w:sz w:val="24"/>
+          <w:sz w:val="22"/>
         </w:rPr>
-        <w:t>■ 음반 해설 및 감상 가이드</w:t>
+        <w:t xml:space="preserve">[음반 소개] </w:t>
+      </w:r>
+      <w:r>
+        <w:rPr w:rFonts="맑은 고딕">
+          <w:rFonts w:ascii="맑은 고딕" w:hAnsi="맑은 고딕" w:eastAsia="맑은 고딕"/>
+          <w:b w:val="0"/>
+          <w:sz w:val="21"/>
+        </w:rPr>
       </w:r>
     </w:p>
     <w:p>
       <w:pPr>
-        <w:spacing w:line="312" w:lineRule="auto" w:after="120"/>
+        <w:spacing w:line="324" w:lineRule="auto" w:after="120"/>
       </w:pPr>
       <w:r>
         <w:rPr w:rFonts="맑은 고딕">
@@ -108,51 +61,516 @@
           <w:b w:val="0"/>
           <w:sz w:val="21"/>
         </w:rPr>
-        <w:t>데뷔 앨범 《Hunting High and Low》의 가공할 성공 이후, 노르웨이 출신의 3인조 밴드 아하(A-HA)가 1986년 발표한 두 번째 정규 앨범 《Scoundrel Days》는 이들의 음악적 성숙과 예술적 야심을 입증한 명작입니다. 세계적인 신드롬을 일으킨 "Take On Me"의 화려한 팝적 감각 뒤에 숨겨져 있던 아하 특유의 어둡고 문학적인 정서가 본격적으로 만개한 음반으로, 흔히 말하는 '소포모어 징크스'를 완벽히 극복하며 밴드의 음악적 정체성을 확고히 다졌습니다.</w:t>
+        <w:t>1986년 발표된 아하(A-HA)의 정규 2집 《Scoundrel Days》는 데뷔작의 찬란한 신스팝 그늘을 벗어나 북유럽 특유의 깊고 서늘한 서정미를 농밀하게 완성해 낸 걸작입니다. 록과 뉴웨이브의 경계를 유려하게 넘나드는 드라마틱한 편곡과 모르텐 하켓의 처연하도록 아름다운 팔세토 보컬은 단순한 팝을 넘어 한 편의 시적 비장미를 선사합니다. 찰나의 반짝임에 머무르지 않고 진정한 아티스트로서의 깊이를 증명해 보인 이 앨범은 80년대 팝 음악사에 불멸의 흔적을 아로새긴 기념비적인 유산입니다.</w:t>
       </w:r>
     </w:p>
     <w:p>
       <w:pPr>
-        <w:spacing w:line="312" w:lineRule="auto" w:after="120"/>
+        <w:spacing w:line="324" w:lineRule="auto" w:before="200" w:after="80"/>
       </w:pPr>
+      <w:r>
+        <w:rPr w:rFonts="맑은 고딕">
+          <w:rFonts w:ascii="맑은 고딕" w:hAnsi="맑은 고딕" w:eastAsia="맑은 고딕"/>
+          <w:b/>
+          <w:color w:val="1E3A8A"/>
+          <w:sz w:val="24"/>
+        </w:rPr>
+        <w:t>1. 음반 데이터</w:t>
+      </w:r>
+    </w:p>
+    <w:p>
+      <w:pPr>
+        <w:spacing w:line="324" w:lineRule="auto" w:after="80"/>
+      </w:pPr>
+      <w:r>
+        <w:rPr w:rFonts="맑은 고딕">
+          <w:rFonts w:ascii="맑은 고딕" w:hAnsi="맑은 고딕" w:eastAsia="맑은 고딕"/>
+          <w:b w:val="0"/>
+          <w:color w:val="6B7280"/>
+          <w:sz w:val="21"/>
+        </w:rPr>
+        <w:t xml:space="preserve">· </w:t>
+      </w:r>
+      <w:r>
+        <w:rPr w:rFonts="맑은 고딕">
+          <w:rFonts w:ascii="맑은 고딕" w:hAnsi="맑은 고딕" w:eastAsia="맑은 고딕"/>
+          <w:b/>
+          <w:color w:val="1F2937"/>
+          <w:sz w:val="21"/>
+        </w:rPr>
+        <w:t xml:space="preserve">앨범명: </w:t>
+      </w:r>
       <w:r>
         <w:rPr w:rFonts="맑은 고딕">
           <w:rFonts w:ascii="맑은 고딕" w:hAnsi="맑은 고딕" w:eastAsia="맑은 고딕"/>
           <w:b w:val="0"/>
           <w:sz w:val="21"/>
         </w:rPr>
-        <w:t>본 음반은 전작에 비해 훨씬 더 드라마틱하고 어두운 음영을 띱니다. 세련된 신세사이저 중심의 뉴 웨이브 사운드에 날카로운 기타 리프와 다이내믹한 드럼 연주가 더해져 한층 더 거칠고 무게감 있는 록 사운드를 완성했습니다. 특히 보컬리스트 몰튼 하켓(Morten Harket)의 보컬은 유려한 팔세토와 호소력 짙은 진성을 자유자재로 넘나들며, 폴 와크타(Pål Waaktaar)와 마그네 푸루홀멘(Magne Furuholmen)이 구축한 웅장하고 신비로운 스케일의 멜로디 위에서 독보적인 존재감을 발휘합니다.</w:t>
+        <w:t>Scoundrel Days.docx</w:t>
       </w:r>
     </w:p>
     <w:p>
       <w:pPr>
-        <w:spacing w:line="312" w:lineRule="auto" w:after="120"/>
+        <w:spacing w:line="324" w:lineRule="auto" w:after="80"/>
       </w:pPr>
+      <w:r>
+        <w:rPr w:rFonts="맑은 고딕">
+          <w:rFonts w:ascii="맑은 고딕" w:hAnsi="맑은 고딕" w:eastAsia="맑은 고딕"/>
+          <w:b w:val="0"/>
+          <w:color w:val="6B7280"/>
+          <w:sz w:val="21"/>
+        </w:rPr>
+        <w:t xml:space="preserve">· </w:t>
+      </w:r>
+      <w:r>
+        <w:rPr w:rFonts="맑은 고딕">
+          <w:rFonts w:ascii="맑은 고딕" w:hAnsi="맑은 고딕" w:eastAsia="맑은 고딕"/>
+          <w:b/>
+          <w:color w:val="1F2937"/>
+          <w:sz w:val="21"/>
+        </w:rPr>
+        <w:t xml:space="preserve">아티스트: </w:t>
+      </w:r>
       <w:r>
         <w:rPr w:rFonts="맑은 고딕">
           <w:rFonts w:ascii="맑은 고딕" w:hAnsi="맑은 고딕" w:eastAsia="맑은 고딕"/>
           <w:b w:val="0"/>
           <w:sz w:val="21"/>
         </w:rPr>
-        <w:t>수록곡 전반에 걸쳐 치밀하게 계산된 구조와 깊이 있는 연출이 돋보입니다. 앨범의 포문을 어둡고 장엄하게 열어젖히는 타이틀곡 "Scoundrel Days"를 시작으로, 어두운 미학이 돋보이는 록 넘버 "I've Been Losing You"는 밴드의 거친 에너지와 세련된 감각을 동시에 보여줍니다. 또한 서정적인 피아노 발라드로 시작해 강렬한 하드 록 사운드로 전환되는 구조적 미학의 결정체 "Manhattan Skyline"과 중독성 있는 리듬 속에 신비로운 분위기를 담아낸 "Cry Wolf"는 아하가 가진 넓은 스펙트럼과 뛰어난 작곡 능력을 여실히 증명합니다.</w:t>
+        <w:t>A-HA (아하)</w:t>
       </w:r>
     </w:p>
     <w:p>
       <w:pPr>
-        <w:spacing w:line="312" w:lineRule="auto" w:after="120"/>
+        <w:spacing w:line="324" w:lineRule="auto" w:after="80"/>
       </w:pPr>
+      <w:r>
+        <w:rPr w:rFonts="맑은 고딕">
+          <w:rFonts w:ascii="맑은 고딕" w:hAnsi="맑은 고딕" w:eastAsia="맑은 고딕"/>
+          <w:b w:val="0"/>
+          <w:color w:val="6B7280"/>
+          <w:sz w:val="21"/>
+        </w:rPr>
+        <w:t xml:space="preserve">· </w:t>
+      </w:r>
+      <w:r>
+        <w:rPr w:rFonts="맑은 고딕">
+          <w:rFonts w:ascii="맑은 고딕" w:hAnsi="맑은 고딕" w:eastAsia="맑은 고딕"/>
+          <w:b/>
+          <w:color w:val="1F2937"/>
+          <w:sz w:val="21"/>
+        </w:rPr>
+        <w:t xml:space="preserve">발매 정보: </w:t>
+      </w:r>
       <w:r>
         <w:rPr w:rFonts="맑은 고딕">
           <w:rFonts w:ascii="맑은 고딕" w:hAnsi="맑은 고딕" w:eastAsia="맑은 고딕"/>
           <w:b w:val="0"/>
           <w:sz w:val="21"/>
         </w:rPr>
-        <w:t>《Scoundrel Days》는 단순한 팝 스타의 위치를 넘어, 북유럽 특유의 서늘하고 우울한 감성과 유럽 팝의 세련미를 결합하여 음악적 승화를 이루어낸 80년대 신스팝/록의 금자탑입니다. 평단과 팬들 사이에서 아하의 디스코그래피 중 가장 높은 예술적 완결성을 지닌 작품으로 꼽히는 이 LP는, LP 특유의 풍부한 질감 속에서 아날로그 신시사이저와 록 사운드가 만들어내는 밀도 높은 울림을 선사할 것입니다.</w:t>
+        <w:t>1986년 10월 워너 브라더스 레코즈(Warner Bros. Records)를 통해 발매되었으며, 앨런 타니(Alan Tarney) 등이 프로듀싱을 맡아 밴드의 한층 성숙하고 어두운 내면의 소리 풍경을 완벽히 포착해 냈습니다.</w:t>
+      </w:r>
+    </w:p>
+    <w:p>
+      <w:pPr>
+        <w:spacing w:line="324" w:lineRule="auto" w:after="80"/>
+      </w:pPr>
+      <w:r>
+        <w:rPr w:rFonts="맑은 고딕">
+          <w:rFonts w:ascii="맑은 고딕" w:hAnsi="맑은 고딕" w:eastAsia="맑은 고딕"/>
+          <w:b w:val="0"/>
+          <w:color w:val="6B7280"/>
+          <w:sz w:val="21"/>
+        </w:rPr>
+        <w:t xml:space="preserve">· </w:t>
+      </w:r>
+      <w:r>
+        <w:rPr w:rFonts="맑은 고딕">
+          <w:rFonts w:ascii="맑은 고딕" w:hAnsi="맑은 고딕" w:eastAsia="맑은 고딕"/>
+          <w:b/>
+          <w:color w:val="1F2937"/>
+          <w:sz w:val="21"/>
+        </w:rPr>
+        <w:t xml:space="preserve">LP 인기도(판매량): </w:t>
+      </w:r>
+      <w:r>
+        <w:rPr w:rFonts="맑은 고딕">
+          <w:rFonts w:ascii="맑은 고딕" w:hAnsi="맑은 고딕" w:eastAsia="맑은 고딕"/>
+          <w:b w:val="0"/>
+          <w:sz w:val="21"/>
+        </w:rPr>
+        <w:t>영국 앨범 차트 2위, 노르웨이 차트 1위를 비롯해 유럽 각국의 상위권을 휩쓸며 전 세계적으로 200만 장 이상의 판매고를 기록, 정통 바이닐 애호가들의 꾸준한 선택을 받았습니다.</w:t>
+      </w:r>
+    </w:p>
+    <w:p>
+      <w:pPr>
+        <w:spacing w:line="324" w:lineRule="auto" w:after="80"/>
+      </w:pPr>
+      <w:r>
+        <w:rPr w:rFonts="맑은 고딕">
+          <w:rFonts w:ascii="맑은 고딕" w:hAnsi="맑은 고딕" w:eastAsia="맑은 고딕"/>
+          <w:b w:val="0"/>
+          <w:color w:val="6B7280"/>
+          <w:sz w:val="21"/>
+        </w:rPr>
+        <w:t xml:space="preserve">· </w:t>
+      </w:r>
+      <w:r>
+        <w:rPr w:rFonts="맑은 고딕">
+          <w:rFonts w:ascii="맑은 고딕" w:hAnsi="맑은 고딕" w:eastAsia="맑은 고딕"/>
+          <w:b/>
+          <w:color w:val="1F2937"/>
+          <w:sz w:val="21"/>
+        </w:rPr>
+        <w:t xml:space="preserve">각종 수상경력: </w:t>
+      </w:r>
+      <w:r>
+        <w:rPr w:rFonts="맑은 고딕">
+          <w:rFonts w:ascii="맑은 고딕" w:hAnsi="맑은 고딕" w:eastAsia="맑은 고딕"/>
+          <w:b w:val="0"/>
+          <w:sz w:val="21"/>
+        </w:rPr>
+        <w:t>영국 BPI 플래티넘 인증 및 유럽 유수의 음반 협회 골드/플래티넘을 석권하였으며, 평단으로부터 "아이돌 밴드의 이미지를 탈피해 음악적 완전성을 획득한 명반"이라는 찬사를 받았습니다.</w:t>
+      </w:r>
+    </w:p>
+    <w:p>
+      <w:pPr>
+        <w:spacing w:line="324" w:lineRule="auto" w:before="200" w:after="80"/>
+      </w:pPr>
+      <w:r>
+        <w:rPr w:rFonts="맑은 고딕">
+          <w:rFonts w:ascii="맑은 고딕" w:hAnsi="맑은 고딕" w:eastAsia="맑은 고딕"/>
+          <w:b/>
+          <w:color w:val="1E3A8A"/>
+          <w:sz w:val="24"/>
+        </w:rPr>
+        <w:t>2. 아티스트 정보</w:t>
+      </w:r>
+    </w:p>
+    <w:p>
+      <w:pPr>
+        <w:spacing w:line="324" w:lineRule="auto" w:after="80"/>
+      </w:pPr>
+      <w:r>
+        <w:rPr w:rFonts="맑은 고딕">
+          <w:rFonts w:ascii="맑은 고딕" w:hAnsi="맑은 고딕" w:eastAsia="맑은 고딕"/>
+          <w:b w:val="0"/>
+          <w:color w:val="6B7280"/>
+          <w:sz w:val="21"/>
+        </w:rPr>
+        <w:t xml:space="preserve">· </w:t>
+      </w:r>
+      <w:r>
+        <w:rPr w:rFonts="맑은 고딕">
+          <w:rFonts w:ascii="맑은 고딕" w:hAnsi="맑은 고딕" w:eastAsia="맑은 고딕"/>
+          <w:b/>
+          <w:color w:val="1F2937"/>
+          <w:sz w:val="21"/>
+        </w:rPr>
+        <w:t xml:space="preserve">국적: </w:t>
+      </w:r>
+      <w:r>
+        <w:rPr w:rFonts="맑은 고딕">
+          <w:rFonts w:ascii="맑은 고딕" w:hAnsi="맑은 고딕" w:eastAsia="맑은 고딕"/>
+          <w:b w:val="0"/>
+          <w:sz w:val="21"/>
+        </w:rPr>
+        <w:t>노르웨이 (Norway)</w:t>
+      </w:r>
+    </w:p>
+    <w:p>
+      <w:pPr>
+        <w:spacing w:line="324" w:lineRule="auto" w:after="80"/>
+      </w:pPr>
+      <w:r>
+        <w:rPr w:rFonts="맑은 고딕">
+          <w:rFonts w:ascii="맑은 고딕" w:hAnsi="맑은 고딕" w:eastAsia="맑은 고딕"/>
+          <w:b w:val="0"/>
+          <w:color w:val="6B7280"/>
+          <w:sz w:val="21"/>
+        </w:rPr>
+        <w:t xml:space="preserve">· </w:t>
+      </w:r>
+      <w:r>
+        <w:rPr w:rFonts="맑은 고딕">
+          <w:rFonts w:ascii="맑은 고딕" w:hAnsi="맑은 고딕" w:eastAsia="맑은 고딕"/>
+          <w:b/>
+          <w:color w:val="1F2937"/>
+          <w:sz w:val="21"/>
+        </w:rPr>
+        <w:t xml:space="preserve">생몰년도: </w:t>
+      </w:r>
+      <w:r>
+        <w:rPr w:rFonts="맑은 고딕">
+          <w:rFonts w:ascii="맑은 고딕" w:hAnsi="맑은 고딕" w:eastAsia="맑은 고딕"/>
+          <w:b w:val="0"/>
+          <w:sz w:val="21"/>
+        </w:rPr>
+        <w:t>1982년 결성</w:t>
+      </w:r>
+    </w:p>
+    <w:p>
+      <w:pPr>
+        <w:spacing w:line="324" w:lineRule="auto" w:after="80"/>
+      </w:pPr>
+      <w:r>
+        <w:rPr w:rFonts="맑은 고딕">
+          <w:rFonts w:ascii="맑은 고딕" w:hAnsi="맑은 고딕" w:eastAsia="맑은 고딕"/>
+          <w:b w:val="0"/>
+          <w:color w:val="6B7280"/>
+          <w:sz w:val="21"/>
+        </w:rPr>
+        <w:t xml:space="preserve">· </w:t>
+      </w:r>
+      <w:r>
+        <w:rPr w:rFonts="맑은 고딕">
+          <w:rFonts w:ascii="맑은 고딕" w:hAnsi="맑은 고딕" w:eastAsia="맑은 고딕"/>
+          <w:b/>
+          <w:color w:val="1F2937"/>
+          <w:sz w:val="21"/>
+        </w:rPr>
+        <w:t xml:space="preserve">그룹 소속: </w:t>
+      </w:r>
+      <w:r>
+        <w:rPr w:rFonts="맑은 고딕">
+          <w:rFonts w:ascii="맑은 고딕" w:hAnsi="맑은 고딕" w:eastAsia="맑은 고딕"/>
+          <w:b w:val="0"/>
+          <w:sz w:val="21"/>
+        </w:rPr>
+        <w:t>3인조 그룹 (모르텐 하켓, 마그네 푸루홀멘, 폴 왁타)</w:t>
+      </w:r>
+    </w:p>
+    <w:p>
+      <w:pPr>
+        <w:spacing w:line="324" w:lineRule="auto" w:after="80"/>
+      </w:pPr>
+      <w:r>
+        <w:rPr w:rFonts="맑은 고딕">
+          <w:rFonts w:ascii="맑은 고딕" w:hAnsi="맑은 고딕" w:eastAsia="맑은 고딕"/>
+          <w:b w:val="0"/>
+          <w:color w:val="6B7280"/>
+          <w:sz w:val="21"/>
+        </w:rPr>
+        <w:t xml:space="preserve">· </w:t>
+      </w:r>
+      <w:r>
+        <w:rPr w:rFonts="맑은 고딕">
+          <w:rFonts w:ascii="맑은 고딕" w:hAnsi="맑은 고딕" w:eastAsia="맑은 고딕"/>
+          <w:b/>
+          <w:color w:val="1F2937"/>
+          <w:sz w:val="21"/>
+        </w:rPr>
+        <w:t xml:space="preserve">아티스트 소개: </w:t>
+      </w:r>
+      <w:r>
+        <w:rPr w:rFonts="맑은 고딕">
+          <w:rFonts w:ascii="맑은 고딕" w:hAnsi="맑은 고딕" w:eastAsia="맑은 고딕"/>
+          <w:b w:val="0"/>
+          <w:sz w:val="21"/>
+        </w:rPr>
+        <w:t>노르웨이 오슬로에서 결성된 아하는 스칸디나비아의 차갑고 투명한 정서와 세련된 멜로디 감각을 융합하여 세계적인 성공을 거둔 전설적인 밴드입니다. 보컬리스트 모르텐 하켓의 경이로운 음역과 멤버들의 탁월한 송라이팅 능력은 영미권 중심의 팝 시장에 북유럽 뉴웨이브 르네상스를 꽃피웠습니다.</w:t>
+      </w:r>
+    </w:p>
+    <w:p>
+      <w:pPr>
+        <w:spacing w:line="324" w:lineRule="auto" w:before="200" w:after="80"/>
+      </w:pPr>
+      <w:r>
+        <w:rPr w:rFonts="맑은 고딕">
+          <w:rFonts w:ascii="맑은 고딕" w:hAnsi="맑은 고딕" w:eastAsia="맑은 고딕"/>
+          <w:b/>
+          <w:color w:val="1E3A8A"/>
+          <w:sz w:val="24"/>
+        </w:rPr>
+        <w:t>3. 음반 상세 분석</w:t>
+      </w:r>
+    </w:p>
+    <w:p>
+      <w:pPr>
+        <w:spacing w:line="324" w:lineRule="auto" w:after="80"/>
+      </w:pPr>
+      <w:r>
+        <w:rPr w:rFonts="맑은 고딕">
+          <w:rFonts w:ascii="맑은 고딕" w:hAnsi="맑은 고딕" w:eastAsia="맑은 고딕"/>
+          <w:b w:val="0"/>
+          <w:color w:val="6B7280"/>
+          <w:sz w:val="21"/>
+        </w:rPr>
+        <w:t xml:space="preserve">· </w:t>
+      </w:r>
+      <w:r>
+        <w:rPr w:rFonts="맑은 고딕">
+          <w:rFonts w:ascii="맑은 고딕" w:hAnsi="맑은 고딕" w:eastAsia="맑은 고딕"/>
+          <w:b/>
+          <w:color w:val="1F2937"/>
+          <w:sz w:val="21"/>
+        </w:rPr>
+        <w:t xml:space="preserve">역사적 위치: </w:t>
+      </w:r>
+      <w:r>
+        <w:rPr w:rFonts="맑은 고딕">
+          <w:rFonts w:ascii="맑은 고딕" w:hAnsi="맑은 고딕" w:eastAsia="맑은 고딕"/>
+          <w:b w:val="0"/>
+          <w:sz w:val="21"/>
+        </w:rPr>
+        <w:t>대중적인 성공에 안주하지 않고 다크 웨이브, 챔버 록, 정통 팝을 교차시킨 이 음반은 아하의 디스코그래피 중 가장 높은 예술적 완성도를 지닌 역작으로 평가받습니다. 화려한 전자음 속에 감춰져 있던 멜랑콜리와 치밀한 오케스트레이션 배치를 통해 80년대 신스팝이 도달할 수 있는 가장 고결한 미학적 정점을 보여주었습니다.</w:t>
+      </w:r>
+    </w:p>
+    <w:p>
+      <w:pPr>
+        <w:spacing w:line="324" w:lineRule="auto" w:after="80"/>
+      </w:pPr>
+      <w:r>
+        <w:rPr w:rFonts="맑은 고딕">
+          <w:rFonts w:ascii="맑은 고딕" w:hAnsi="맑은 고딕" w:eastAsia="맑은 고딕"/>
+          <w:b w:val="0"/>
+          <w:color w:val="6B7280"/>
+          <w:sz w:val="21"/>
+        </w:rPr>
+        <w:t xml:space="preserve">· </w:t>
+      </w:r>
+      <w:r>
+        <w:rPr w:rFonts="맑은 고딕">
+          <w:rFonts w:ascii="맑은 고딕" w:hAnsi="맑은 고딕" w:eastAsia="맑은 고딕"/>
+          <w:b/>
+          <w:color w:val="1F2937"/>
+          <w:sz w:val="21"/>
+        </w:rPr>
+        <w:t xml:space="preserve">시대의 흔적(스토리텔링): </w:t>
+      </w:r>
+      <w:r>
+        <w:rPr w:rFonts="맑은 고딕">
+          <w:rFonts w:ascii="맑은 고딕" w:hAnsi="맑은 고딕" w:eastAsia="맑은 고딕"/>
+          <w:b w:val="0"/>
+          <w:sz w:val="21"/>
+        </w:rPr>
+        <w:t>냉전의 황혼기이자 MTV 문화가 지배하던 1980년대 중반, 세속적인 상업 팝의 홍수 속에서 고독과 방황, 실존적 고뇌를 갈망하던 당대 청춘들의 가슴에 시린 울림을 안겨준 앨범입니다. 북유럽의 쓸쓸한 바람과 피오르의 서늘한 정경을 음악으로 치환하여 도시의 고독을 어루만지던 시대의 노스탤지어가 고스란히 담겨 있습니다.</w:t>
+      </w:r>
+    </w:p>
+    <w:p>
+      <w:pPr>
+        <w:spacing w:line="324" w:lineRule="auto" w:before="200" w:after="80"/>
+      </w:pPr>
+      <w:r>
+        <w:rPr w:rFonts="맑은 고딕">
+          <w:rFonts w:ascii="맑은 고딕" w:hAnsi="맑은 고딕" w:eastAsia="맑은 고딕"/>
+          <w:b/>
+          <w:color w:val="1E3A8A"/>
+          <w:sz w:val="24"/>
+        </w:rPr>
+        <w:t>4. 주요 수록곡 및 감상 제언</w:t>
+      </w:r>
+    </w:p>
+    <w:p>
+      <w:pPr>
+        <w:spacing w:line="324" w:lineRule="auto" w:after="80"/>
+      </w:pPr>
+      <w:r>
+        <w:rPr w:rFonts="맑은 고딕">
+          <w:rFonts w:ascii="맑은 고딕" w:hAnsi="맑은 고딕" w:eastAsia="맑은 고딕"/>
+          <w:b w:val="0"/>
+          <w:color w:val="6B7280"/>
+          <w:sz w:val="21"/>
+        </w:rPr>
+        <w:t xml:space="preserve">· </w:t>
+      </w:r>
+      <w:r>
+        <w:rPr w:rFonts="맑은 고딕">
+          <w:rFonts w:ascii="맑은 고딕" w:hAnsi="맑은 고딕" w:eastAsia="맑은 고딕"/>
+          <w:b/>
+          <w:color w:val="1F2937"/>
+          <w:sz w:val="21"/>
+        </w:rPr>
+        <w:t xml:space="preserve">주요 수록곡 특징: </w:t>
+      </w:r>
+      <w:r>
+        <w:rPr w:rFonts="맑은 고딕">
+          <w:rFonts w:ascii="맑은 고딕" w:hAnsi="맑은 고딕" w:eastAsia="맑은 고딕"/>
+          <w:b w:val="0"/>
+          <w:sz w:val="21"/>
+        </w:rPr>
+        <w:t>팽팽한 긴장감과 록킹한 에너지가 응축된 타이틀 트랙 'Scoundrel Days', 거친 기타 리프와 처연한 보컬이 교차하는 명곡 'I've Been Losing You', 그리고 서정적인 어쿠스틱과 드라마틱한 록 사운드의 대비가 압도적인 'Manhattan Skyline' 등은 아하의 작곡 능력이 절정에 달했음을 증명합니다.</w:t>
+      </w:r>
+    </w:p>
+    <w:p>
+      <w:pPr>
+        <w:spacing w:line="324" w:lineRule="auto" w:after="80"/>
+      </w:pPr>
+      <w:r>
+        <w:rPr w:rFonts="맑은 고딕">
+          <w:rFonts w:ascii="맑은 고딕" w:hAnsi="맑은 고딕" w:eastAsia="맑은 고딕"/>
+          <w:b w:val="0"/>
+          <w:color w:val="6B7280"/>
+          <w:sz w:val="21"/>
+        </w:rPr>
+        <w:t xml:space="preserve">· </w:t>
+      </w:r>
+      <w:r>
+        <w:rPr w:rFonts="맑은 고딕">
+          <w:rFonts w:ascii="맑은 고딕" w:hAnsi="맑은 고딕" w:eastAsia="맑은 고딕"/>
+          <w:b/>
+          <w:color w:val="1F2937"/>
+          <w:sz w:val="21"/>
+        </w:rPr>
+        <w:t xml:space="preserve">빈티지 감상 제언: </w:t>
+      </w:r>
+      <w:r>
+        <w:rPr w:rFonts="맑은 고딕">
+          <w:rFonts w:ascii="맑은 고딕" w:hAnsi="맑은 고딕" w:eastAsia="맑은 고딕"/>
+          <w:b w:val="0"/>
+          <w:sz w:val="21"/>
+        </w:rPr>
+        <w:t>아날로그 턴테이블의 카트리지를 타고 흐르는 그루브 속에서 신시사이저의 공간감과 어쿠스틱 드럼의 타격감이 진공관 앰프를 거칠 때, 차가운 디지털 음원에서는 결코 느낄 수 없는 따스한 숨결과 입체적인 음장감이 비로소 피어납니다.</w:t>
+      </w:r>
+    </w:p>
+    <w:p>
+      <w:pPr>
+        <w:spacing w:line="324" w:lineRule="auto" w:after="80"/>
+      </w:pPr>
+      <w:r>
+        <w:rPr w:rFonts="맑은 고딕">
+          <w:rFonts w:ascii="맑은 고딕" w:hAnsi="맑은 고딕" w:eastAsia="맑은 고딕"/>
+          <w:b w:val="0"/>
+          <w:color w:val="6B7280"/>
+          <w:sz w:val="21"/>
+        </w:rPr>
+        <w:t xml:space="preserve">· </w:t>
+      </w:r>
+      <w:r>
+        <w:rPr w:rFonts="맑은 고딕">
+          <w:rFonts w:ascii="맑은 고딕" w:hAnsi="맑은 고딕" w:eastAsia="맑은 고딕"/>
+          <w:b/>
+          <w:color w:val="1F2937"/>
+          <w:sz w:val="21"/>
+        </w:rPr>
+        <w:t xml:space="preserve">소장 가치: </w:t>
+      </w:r>
+      <w:r>
+        <w:rPr w:rFonts="맑은 고딕">
+          <w:rFonts w:ascii="맑은 고딕" w:hAnsi="맑은 고딕" w:eastAsia="맑은 고딕"/>
+          <w:b w:val="0"/>
+          <w:sz w:val="21"/>
+        </w:rPr>
+        <w:t>북유럽 아트 팝의 정수이자 80년대 아날로그 마스터링 기술의 정취를 온전히 간직하고 있는 바이닐로, 감각적인 커버 아트와 함께 팝/록 컬렉터의 서가에서 빼놓을 수 없는 영원한 수작입니다.</w:t>
+      </w:r>
+    </w:p>
+    <w:p>
+      <w:pPr>
+        <w:spacing w:line="324" w:lineRule="auto" w:after="120" w:before="160"/>
+      </w:pPr>
+      <w:r>
+        <w:rPr w:rFonts="맑은 고딕">
+          <w:rFonts w:ascii="맑은 고딕" w:hAnsi="맑은 고딕" w:eastAsia="맑은 고딕"/>
+          <w:b/>
+          <w:color w:val="4338CA"/>
+          <w:sz w:val="21"/>
+        </w:rPr>
+        <w:t>이 음반을 통해 북유럽의 서늘한 바람과 낭만적인 선율이 전해주는 감동을 다시 한번 경험해 보시는 것은 어떨까요?</w:t>
       </w:r>
     </w:p>
     <w:sectPr>
       <w:pgSz w:w="12240" w:h="15840"/>
-      <w:pgMar w:top="1440" w:right="1440" w:bottom="1440" w:left="1440" w:header="720" w:footer="720" w:gutter="0"/>
+      <w:pgMar w:top="1152" w:right="1296" w:bottom="1152" w:left="1296" w:header="720" w:footer="720" w:gutter="0"/>
       <w:cols w:space="720"/>
       <w:docGrid w:linePitch="360"/>
     </w:sectPr>

--- a/word_reports/LP_0050_위치_465_A-HA_Scoundrel Days.docx.docx
+++ b/word_reports/LP_0050_위치_465_A-HA_Scoundrel Days.docx.docx
@@ -32,7 +32,7 @@
     </w:p>
     <w:p>
       <w:pPr>
-        <w:spacing w:line="324" w:lineRule="auto" w:before="80" w:after="160"/>
+        <w:spacing w:line="324" w:lineRule="auto" w:before="80" w:after="120"/>
       </w:pPr>
       <w:r>
         <w:rPr w:rFonts="맑은 고딕">
@@ -42,13 +42,6 @@
           <w:sz w:val="22"/>
         </w:rPr>
         <w:t xml:space="preserve">[음반 소개] </w:t>
-      </w:r>
-      <w:r>
-        <w:rPr w:rFonts="맑은 고딕">
-          <w:rFonts w:ascii="맑은 고딕" w:hAnsi="맑은 고딕" w:eastAsia="맑은 고딕"/>
-          <w:b w:val="0"/>
-          <w:sz w:val="21"/>
-        </w:rPr>
       </w:r>
     </w:p>
     <w:p>
@@ -61,7 +54,46 @@
           <w:b w:val="0"/>
           <w:sz w:val="21"/>
         </w:rPr>
-        <w:t>1986년 발표된 아하(A-HA)의 정규 2집 《Scoundrel Days》는 데뷔작의 찬란한 신스팝 그늘을 벗어나 북유럽 특유의 깊고 서늘한 서정미를 농밀하게 완성해 낸 걸작입니다. 록과 뉴웨이브의 경계를 유려하게 넘나드는 드라마틱한 편곡과 모르텐 하켓의 처연하도록 아름다운 팔세토 보컬은 단순한 팝을 넘어 한 편의 시적 비장미를 선사합니다. 찰나의 반짝임에 머무르지 않고 진정한 아티스트로서의 깊이를 증명해 보인 이 앨범은 80년대 팝 음악사에 불멸의 흔적을 아로새긴 기념비적인 유산입니다.</w:t>
+        <w:t>1980년대 중반, 혜성처럼 등장해 세계 대중음악계를 뒤흔들었던 노르웨이 출신의 3인조 그룹 아하(A-ha)는 데뷔 앨범의 천문학적인 성공과 싱글 'Take On Me'의 감각적인 뮤직비디오로 인해 자칫 외모에 가려진 틴에이지 아이돌이라는 협소한 틀에 갇힐 위기에 놓여 있었습니다. 그러나 1986년에 발표된 이들의 두 번째 정규 앨범 《Scoundrel Days》는 세간의 얄팍한 선입견을 단숨에 불식시키며, 아하가 단순한 신스팝 스타를 넘어 고유한 서정성과 음악적 깊이를 지닌 진정한 아티스트임을 만천하에 선언한 기념비적인 걸작입니다.</w:t>
+      </w:r>
+    </w:p>
+    <w:p>
+      <w:pPr>
+        <w:spacing w:line="324" w:lineRule="auto" w:after="120"/>
+      </w:pPr>
+      <w:r>
+        <w:rPr w:rFonts="맑은 고딕">
+          <w:rFonts w:ascii="맑은 고딕" w:hAnsi="맑은 고딕" w:eastAsia="맑은 고딕"/>
+          <w:b w:val="0"/>
+          <w:sz w:val="21"/>
+        </w:rPr>
+        <w:t>화려한 신스팝의 열기 속에서 탄생한 이 앨범은 전작의 밝고 경쾌한 리듬 뒤편에 도사리고 있던 북유럽 특유의 시린 정서와 멜랑콜리를 전면에 내세웠습니다. 베르겐과 오슬로의 서늘한 피오르 해안을 연상시키는 차갑고 투명한 사운드 텍스처, 그리고 짙은 안개처럼 깔리는 묵직한 베이스라인과 오케스트레이션은 당대 영미권 팝 음악에서는 찾아보기 힘든 비장미와 예술적 기품을 뿜어냅니다. 이들은 상업적 안전지대에 안주하는 대신 어둡고도 드라마틱한 록과 아트 팝의 문법을 적극적으로 수혈하여 자신들만의 독보적인 음악적 영토를 개척해 냈습니다.</w:t>
+      </w:r>
+    </w:p>
+    <w:p>
+      <w:pPr>
+        <w:spacing w:line="324" w:lineRule="auto" w:after="120"/>
+      </w:pPr>
+      <w:r>
+        <w:rPr w:rFonts="맑은 고딕">
+          <w:rFonts w:ascii="맑은 고딕" w:hAnsi="맑은 고딕" w:eastAsia="맑은 고딕"/>
+          <w:b w:val="0"/>
+          <w:sz w:val="21"/>
+        </w:rPr>
+        <w:t>보컬 모튼 하켓의 서정적이면서도 폭발적인 가창력은 이 음반에서 완벽에 가까운 경지에 도달합니다. 팔세토와 진성을 유려하게 넘나드는 그의 음색은 인간의 내면 깊은 곳에 자리한 고독, 상실, 그리고 구원을 향한 갈망을 처연하도록 아름답게 노래합니다. 여기에 폴 왁타의 지적이면서도 시적인 가사와 멕스의 정교한 편곡이 더해져, 음반은 하나의 완결된 문학 작품을 감상하는 듯한 숭고한 통일성을 획득합니다. 상업성과 예술성의 완벽한 균형을 이룩한 이들의 철학은 시대를 앞서간 세련미로 지금까지도 많은 후배 뮤지션들에게 깊은 영감을 전하고 있습니다.</w:t>
+      </w:r>
+    </w:p>
+    <w:p>
+      <w:pPr>
+        <w:spacing w:line="324" w:lineRule="auto" w:after="120"/>
+      </w:pPr>
+      <w:r>
+        <w:rPr w:rFonts="맑은 고딕">
+          <w:rFonts w:ascii="맑은 고딕" w:hAnsi="맑은 고딕" w:eastAsia="맑은 고딕"/>
+          <w:b w:val="0"/>
+          <w:sz w:val="21"/>
+        </w:rPr>
+        <w:t>세월이 흘러 디지털 음원이 범람하는 오늘날에도 《Scoundrel Days》가 선사하는 울림이 더욱 특별한 이유는, 유행에 영합하지 않고 빚어낸 순수한 낭만과 음악적 진정성이 그루브마다 아로새겨져 있기 때문입니다. 차가운 바람이 부는 계절의 길목에서 이 앨범의 LP를 턴테이블에 올리는 순간, 청자는 80년대 북유럽의 맑고 서늘한 새벽 공기 속으로 단숨에 침잠하는 마법 같은 경험을 하게 됩니다.</w:t>
       </w:r>
     </w:p>
     <w:p>
@@ -168,7 +200,7 @@
           <w:b w:val="0"/>
           <w:sz w:val="21"/>
         </w:rPr>
-        <w:t>1986년 10월 워너 브라더스 레코즈(Warner Bros. Records)를 통해 발매되었으며, 앨런 타니(Alan Tarney) 등이 프로듀싱을 맡아 밴드의 한층 성숙하고 어두운 내면의 소리 풍경을 완벽히 포착해 냈습니다.</w:t>
+        <w:t>1986년 10월 워너 브라더스 레코드를 통해 발매된 아하의 정규 2집 음반으로, 전작의 대성공 이후 음악적 자율성과 깊이를 확보하며 밴드의 음악적 정체성을 확립한 명반입니다.</w:t>
       </w:r>
     </w:p>
     <w:p>
@@ -199,7 +231,7 @@
           <w:b w:val="0"/>
           <w:sz w:val="21"/>
         </w:rPr>
-        <w:t>영국 앨범 차트 2위, 노르웨이 차트 1위를 비롯해 유럽 각국의 상위권을 휩쓸며 전 세계적으로 200만 장 이상의 판매고를 기록, 정통 바이닐 애호가들의 꾸준한 선택을 받았습니다.</w:t>
+        <w:t>발매 직후 영국 앨범 차트 2위, 고국인 노르웨이 차트 1위를 석권하였으며, 스위스, 독일, 일본 등 전 세계 주요 차트 상위권에 오르며 글로벌 밀리언셀러를 기록했습니다.</w:t>
       </w:r>
     </w:p>
     <w:p>
@@ -230,7 +262,7 @@
           <w:b w:val="0"/>
           <w:sz w:val="21"/>
         </w:rPr>
-        <w:t>영국 BPI 플래티넘 인증 및 유럽 유수의 음반 협회 골드/플래티넘을 석권하였으며, 평단으로부터 "아이돌 밴드의 이미지를 탈피해 음악적 완전성을 획득한 명반"이라는 찬사를 받았습니다.</w:t>
+        <w:t>노르웨이의 그래미로 불리는 '스펠레만스프리센(Spellemannprisen)' 팝 부문 수상 및 전 세계 권위 있는 음악지들로부터 "아이돌 밴드에서 위대한 팝 아티스트로 거듭난 명작"이라는 찬사를 받았습니다.</w:t>
       </w:r>
     </w:p>
     <w:p>
@@ -337,7 +369,7 @@
           <w:b w:val="0"/>
           <w:sz w:val="21"/>
         </w:rPr>
-        <w:t>3인조 그룹 (모르텐 하켓, 마그네 푸루홀멘, 폴 왁타)</w:t>
+        <w:t>3인조 그룹 (모튼 하켓, 폴 왁타, 마그네 푸루홀멘)</w:t>
       </w:r>
     </w:p>
     <w:p>
@@ -368,7 +400,7 @@
           <w:b w:val="0"/>
           <w:sz w:val="21"/>
         </w:rPr>
-        <w:t>노르웨이 오슬로에서 결성된 아하는 스칸디나비아의 차갑고 투명한 정서와 세련된 멜로디 감각을 융합하여 세계적인 성공을 거둔 전설적인 밴드입니다. 보컬리스트 모르텐 하켓의 경이로운 음역과 멤버들의 탁월한 송라이팅 능력은 영미권 중심의 팝 시장에 북유럽 뉴웨이브 르네상스를 꽃피웠습니다.</w:t>
+        <w:t>노르웨이가 낳은 대중음악사상 가장 위대한 밴드로, 서정적인 멜로디와 북유럽 고유의 감성, 그리고 독보적인 보컬 하모니를 융합하여 80년대 신스팝과 록 음악의 새로운 지평을 열었습니다. 이들은 전 세계 1억 장 이상의 음반 판매고를 기록하며 대중성과 예술성을 동시에 성취한 전설적인 팝 아이콘으로 평가받고 있습니다.</w:t>
       </w:r>
     </w:p>
     <w:p>
@@ -413,7 +445,7 @@
           <w:b w:val="0"/>
           <w:sz w:val="21"/>
         </w:rPr>
-        <w:t>대중적인 성공에 안주하지 않고 다크 웨이브, 챔버 록, 정통 팝을 교차시킨 이 음반은 아하의 디스코그래피 중 가장 높은 예술적 완성도를 지닌 역작으로 평가받습니다. 화려한 전자음 속에 감춰져 있던 멜랑콜리와 치밀한 오케스트레이션 배치를 통해 80년대 신스팝이 도달할 수 있는 가장 고결한 미학적 정점을 보여주었습니다.</w:t>
+        <w:t>신스팝의 황금기였던 1980년대 중반, 단순한 댄스 넘버 위주의 트렌드를 탈피하여 록과 오케스트럴 팝을 유려하게 접목해 앨범 중심의 진지한 음악 세계를 구축한 팝 음악사의 중요 전환점입니다.</w:t>
       </w:r>
     </w:p>
     <w:p>
@@ -444,7 +476,7 @@
           <w:b w:val="0"/>
           <w:sz w:val="21"/>
         </w:rPr>
-        <w:t>냉전의 황혼기이자 MTV 문화가 지배하던 1980년대 중반, 세속적인 상업 팝의 홍수 속에서 고독과 방황, 실존적 고뇌를 갈망하던 당대 청춘들의 가슴에 시린 울림을 안겨준 앨범입니다. 북유럽의 쓸쓸한 바람과 피오르의 서늘한 정경을 음악으로 치환하여 도시의 고독을 어루만지던 시대의 노스탤지어가 고스란히 담겨 있습니다.</w:t>
+        <w:t>냉전의 황혼기이자 MTV 영상 혁명의 한복판이었던 80년대 중반, 화려한 네온사인 이면에 깃든 청춘들의 실존적 고뇌와 낭만적 방황을 담아내며 당시 젊은 세대에게 깊은 공감과 위로를 건넸습니다.</w:t>
       </w:r>
     </w:p>
     <w:p>
@@ -489,7 +521,7 @@
           <w:b w:val="0"/>
           <w:sz w:val="21"/>
         </w:rPr>
-        <w:t>팽팽한 긴장감과 록킹한 에너지가 응축된 타이틀 트랙 'Scoundrel Days', 거친 기타 리프와 처연한 보컬이 교차하는 명곡 'I've Been Losing You', 그리고 서정적인 어쿠스틱과 드라마틱한 록 사운드의 대비가 압도적인 'Manhattan Skyline' 등은 아하의 작곡 능력이 절정에 달했음을 증명합니다.</w:t>
+        <w:t>강렬한 드럼 비트와 애절한 보컬이 교차하는 명곡 'I've Been Losing You', 드라마틱한 곡 전개와 웅장한 사운드가 돋보이는 걸작 'Manhattan Skyline', 서늘한 긴장감과 낭만이 응축된 'Cry Wolf' 및 타이틀 트랙 'Scoundrel Days' 등 전 곡이 높은 예술적 완성도를 자랑합니다.</w:t>
       </w:r>
     </w:p>
     <w:p>
@@ -520,7 +552,7 @@
           <w:b w:val="0"/>
           <w:sz w:val="21"/>
         </w:rPr>
-        <w:t>아날로그 턴테이블의 카트리지를 타고 흐르는 그루브 속에서 신시사이저의 공간감과 어쿠스틱 드럼의 타격감이 진공관 앰프를 거칠 때, 차가운 디지털 음원에서는 결코 느낄 수 없는 따스한 숨결과 입체적인 음장감이 비로소 피어납니다.</w:t>
+        <w:t>진공관 앰프의 온기가 더해진 턴테이블 사운드로 감상할 때, 차가운 신디사이저의 질감과 어쿠스틱 드럼 및 스트링의 풍성한 다이내믹이 절묘한 조화를 이루며 모튼 하켓의 보컬이 지닌 아날로그적 온도를 극대화해 느낄 수 있습니다.</w:t>
       </w:r>
     </w:p>
     <w:p>
@@ -551,7 +583,7 @@
           <w:b w:val="0"/>
           <w:sz w:val="21"/>
         </w:rPr>
-        <w:t>북유럽 아트 팝의 정수이자 80년대 아날로그 마스터링 기술의 정취를 온전히 간직하고 있는 바이닐로, 감각적인 커버 아트와 함께 팝/록 컬렉터의 서가에서 빼놓을 수 없는 영원한 수작입니다.</w:t>
+        <w:t>아하의 최전성기 음악적 야심이 고스란히 담긴 오리지널 LP로서, 수려한 커버 아트워크와 함께 80년대 북유럽 팝의 미학적 정수를 피지컬로 간직할 수 있는 귀중한 컬렉터스 아이템입니다.</w:t>
       </w:r>
     </w:p>
     <w:p>
@@ -565,7 +597,7 @@
           <w:color w:val="4338CA"/>
           <w:sz w:val="21"/>
         </w:rPr>
-        <w:t>이 음반을 통해 북유럽의 서늘한 바람과 낭만적인 선율이 전해주는 감동을 다시 한번 경험해 보시는 것은 어떨까요?</w:t>
+        <w:t>이 음반을 통해 북유럽의 맑고 서늘한 바람과 함께 전해주는 감동을 다시 한번 경험해 보시는 것은 어떨까요?</w:t>
       </w:r>
     </w:p>
     <w:sectPr>
